--- a/6020222035-彭益举/.tmp_midterm/中期检查报告 (1).docx
+++ b/6020222035-彭益举/.tmp_midterm/中期检查报告 (1).docx
@@ -1949,7 +1949,7 @@
   <w:docDefaults>
     <w:rPrDefault>
       <w:rPr>
-        <w:rFonts w:ascii="Liberation Serif" w:hAnsi="Liberation Serif" w:eastAsia="Noto Serif CJK SC" w:cs="Lohit Devanagari"/>
+        <w:rFonts w:ascii="Liberation Serif" w:hAnsi="Liberation Serif" w:eastAsia="Noto Serif CJK SC" w:cs="Noto Sans CJK SC"/>
         <w:sz w:val="24"/>
         <w:szCs w:val="24"/>
         <w:lang w:val="en-US" w:eastAsia="zh-CN" w:bidi="hi-IN"/>
@@ -2012,7 +2012,7 @@
       <w:spacing w:before="240" w:after="120"/>
     </w:pPr>
     <w:rPr>
-      <w:rFonts w:ascii="Liberation Sans" w:hAnsi="Liberation Sans" w:eastAsia="Noto Sans CJK SC" w:cs="Lohit Devanagari"/>
+      <w:rFonts w:ascii="Liberation Sans" w:hAnsi="Liberation Sans" w:eastAsia="Noto Sans CJK SC" w:cs="Noto Sans CJK SC"/>
       <w:sz w:val="28"/>
       <w:szCs w:val="28"/>
     </w:rPr>
@@ -2030,7 +2030,7 @@
     <w:basedOn w:val="TextBody"/>
     <w:pPr/>
     <w:rPr>
-      <w:rFonts w:cs="Lohit Devanagari"/>
+      <w:rFonts w:cs="Noto Sans CJK SC"/>
     </w:rPr>
   </w:style>
   <w:style w:type="paragraph" w:styleId="Caption">
@@ -2042,7 +2042,7 @@
       <w:spacing w:before="120" w:after="120"/>
     </w:pPr>
     <w:rPr>
-      <w:rFonts w:cs="Lohit Devanagari"/>
+      <w:rFonts w:cs="Noto Sans CJK SC"/>
       <w:i/>
       <w:iCs/>
       <w:sz w:val="24"/>
@@ -2057,7 +2057,7 @@
       <w:suppressLineNumbers/>
     </w:pPr>
     <w:rPr>
-      <w:rFonts w:cs="Lohit Devanagari"/>
+      <w:rFonts w:cs="Noto Sans CJK SC"/>
     </w:rPr>
   </w:style>
   <w:style w:type="paragraph" w:styleId="2">
